--- a/Module_2/Experiment_09_Genetic_Algorithm_TSP/Documentation_Experiment_09.docx
+++ b/Module_2/Experiment_09_Genetic_Algorithm_TSP/Documentation_Experiment_09.docx
@@ -77,7 +77,7 @@
           <w:rFonts w:ascii="Times New Roman" w:hAnsi="Times New Roman"/>
           <w:sz w:val="22"/>
         </w:rPr>
-        <w:t>Implement a Genetic Algorithm from scratch using Order Crossover (OX), Swap Mutation, Tournament Selection, and Elitism to solve the Traveling Salesman Problem across major economic commercial trade hubs.</w:t>
+        <w:t>Implement a Genetic Algorithm from scratch using Order Crossover (OX), Swap Mutation, Tournament Selection, and Elitism to solve the Traveling Salesman Problem across 10 real major commercial trade hubs in India.</w:t>
       </w:r>
     </w:p>
     <w:p>
@@ -98,7 +98,7 @@
           <w:rFonts w:ascii="Times New Roman" w:hAnsi="Times New Roman"/>
           <w:sz w:val="22"/>
         </w:rPr>
-        <w:t>In supply chain economics, minimizing transit distance and logistics transportation cost across multi-city trade corridors is an NP-hard permutation problem. Find the minimum distance closed loop visiting 10 major commercial hubs: Mumbai, Delhi, Bengaluru, Kolkata, Chennai, Hyderabad, Ahmedabad, Pune, Surat, Jaipur.</w:t>
+        <w:t>In supply chain economics, minimizing freight transit distance across real industrial and commercial hubs is an NP-hard routing problem. Find the minimum distance closed loop visiting 10 real commercial hubs: Mumbai, Delhi NCR, Bengaluru, Kolkata, Chennai, Hyderabad, Ahmedabad, Pune, Surat, Jaipur.</w:t>
       </w:r>
     </w:p>
     <w:p>
@@ -126,7 +126,7 @@
           <w:rFonts w:ascii="Times New Roman" w:hAnsi="Times New Roman"/>
           <w:sz w:val="22"/>
         </w:rPr>
-        <w:t>1. Initialize population of random valid city permutation tours.</w:t>
+        <w:t>1. Load real geographic coordinates of 10 commercial trade hubs and compute Haversine distance matrix.</w:t>
       </w:r>
     </w:p>
     <w:p>
@@ -139,7 +139,7 @@
           <w:rFonts w:ascii="Times New Roman" w:hAnsi="Times New Roman"/>
           <w:sz w:val="22"/>
         </w:rPr>
-        <w:t>2. Evaluate fitness of each candidate tour as F = 1 / (Total Route Distance).</w:t>
+        <w:t>2. Initialize population of random valid city permutations.</w:t>
       </w:r>
     </w:p>
     <w:p>
@@ -152,7 +152,7 @@
           <w:rFonts w:ascii="Times New Roman" w:hAnsi="Times New Roman"/>
           <w:sz w:val="22"/>
         </w:rPr>
-        <w:t>3. Preserve top elite individuals directly to the next generation (Elitism).</w:t>
+        <w:t>3. Evaluate fitness of each candidate tour as F = 1 / (Total Route Distance).</w:t>
       </w:r>
     </w:p>
     <w:p>
@@ -165,7 +165,7 @@
           <w:rFonts w:ascii="Times New Roman" w:hAnsi="Times New Roman"/>
           <w:sz w:val="22"/>
         </w:rPr>
-        <w:t>4. Select parents using binary tournament selection.</w:t>
+        <w:t>4. Preserve top elite individuals directly to the next generation.</w:t>
       </w:r>
     </w:p>
     <w:p>
@@ -178,7 +178,7 @@
           <w:rFonts w:ascii="Times New Roman" w:hAnsi="Times New Roman"/>
           <w:sz w:val="22"/>
         </w:rPr>
-        <w:t>5. Apply Order Crossover (OX) operator preserving relative city order without duplicate visits.</w:t>
+        <w:t>5. Select parents using binary tournament selection.</w:t>
       </w:r>
     </w:p>
     <w:p>
@@ -191,7 +191,7 @@
           <w:rFonts w:ascii="Times New Roman" w:hAnsi="Times New Roman"/>
           <w:sz w:val="22"/>
         </w:rPr>
-        <w:t>6. Apply swap/inversion mutation with mutation probability p_m.</w:t>
+        <w:t>6. Apply Order Crossover (OX) operator ensuring each city is visited exactly once.</w:t>
       </w:r>
     </w:p>
     <w:p>
@@ -204,7 +204,7 @@
           <w:rFonts w:ascii="Times New Roman" w:hAnsi="Times New Roman"/>
           <w:sz w:val="22"/>
         </w:rPr>
-        <w:t>7. Construct new generation and record minimum and population average route distance.</w:t>
+        <w:t>7. Apply swap mutation with probability p_m.</w:t>
       </w:r>
     </w:p>
     <w:p>
@@ -217,7 +217,7 @@
           <w:rFonts w:ascii="Times New Roman" w:hAnsi="Times New Roman"/>
           <w:sz w:val="22"/>
         </w:rPr>
-        <w:t>8. Repeat for generations until convergence; return optimal trade route and minimal distance.</w:t>
+        <w:t>8. Iterate for 200 generations and return optimal trade route and minimal route distance.</w:t>
       </w:r>
     </w:p>
     <w:p>
@@ -370,7 +370,7 @@
                 <w:rFonts w:ascii="Consolas" w:hAnsi="Consolas"/>
                 <w:sz w:val="17"/>
               </w:rPr>
-              <w:t># Genetic Algorithm Operators for TSP from Scratch</w:t>
+              <w:t># Genetic Algorithm for Real Commercial Trade Hubs TSP from Scratch</w:t>
               <w:br/>
               <w:t>def order_crossover(p1, p2):</w:t>
               <w:br/>
@@ -466,7 +466,7 @@
           <w:b w:val="0"/>
           <w:sz w:val="22"/>
         </w:rPr>
-        <w:t xml:space="preserve"> 10 Commercial Cities, Population = 100, Generations = 200, Crossover = OX, Mutation Rate = 0.15, Elite Size = 5</w:t>
+        <w:t xml:space="preserve"> 10 Real Trade Hubs, Population = 100, Generations = 200, Crossover = OX, Mutation Rate = 0.15, Elite Size = 5</w:t>
       </w:r>
     </w:p>
     <w:p>
@@ -515,7 +515,7 @@
                 <w:b/>
                 <w:sz w:val="18"/>
               </w:rPr>
-              <w:t>Initial Best Distance (Gen 1)   : 7046.20 km</w:t>
+              <w:t>Initial Best Distance (Gen 1)   : 6876.80 km</w:t>
             </w:r>
           </w:p>
         </w:tc>
@@ -589,9 +589,10 @@
             <w:r>
               <w:rPr>
                 <w:rFonts w:ascii="Consolas" w:hAnsi="Consolas"/>
+                <w:b/>
                 <w:sz w:val="18"/>
               </w:rPr>
-              <w:t>Generation 150 Best Distance    : 5308.08 km</w:t>
+              <w:t>Generation 200 Final Distance   : 5308.08 km</w:t>
             </w:r>
           </w:p>
         </w:tc>
@@ -618,33 +619,7 @@
                 <w:b/>
                 <w:sz w:val="18"/>
               </w:rPr>
-              <w:t>Generation 200 Final Distance   : 5308.08 km</w:t>
-            </w:r>
-          </w:p>
-        </w:tc>
-      </w:tr>
-      <w:tr>
-        <w:tc>
-          <w:tcPr>
-            <w:tcW w:type="dxa" w:w="9360"/>
-            <w:tcMar>
-              <w:top w:w="60" w:type="dxa"/>
-              <w:bottom w:w="60" w:type="dxa"/>
-              <w:left w:w="150" w:type="dxa"/>
-              <w:right w:w="150" w:type="dxa"/>
-            </w:tcMar>
-          </w:tcPr>
-          <w:p>
-            <w:pPr>
-              <w:spacing w:after="0"/>
-            </w:pPr>
-            <w:r>
-              <w:rPr>
-                <w:rFonts w:ascii="Consolas" w:hAnsi="Consolas"/>
-                <w:b/>
-                <w:sz w:val="18"/>
-              </w:rPr>
-              <w:t>Optimal Route Sequence          : Surat -&gt; Mumbai -&gt; Pune -&gt; Hyderabad -&gt; Bengaluru -&gt; Chennai -&gt; Kolkata -&gt; Delhi -&gt; Jaipur -&gt; Ahmedabad -&gt; Surat</w:t>
+              <w:t>Optimal Route Sequence          : Hyderabad -&gt; Bengaluru -&gt; Chennai -&gt; Kolkata -&gt; Delhi -&gt; Jaipur -&gt; Ahmedabad -&gt; Surat -&gt; Mumbai -&gt; Pune -&gt; Hyderabad</w:t>
             </w:r>
           </w:p>
         </w:tc>
@@ -673,7 +648,7 @@
           <w:b w:val="0"/>
           <w:sz w:val="22"/>
         </w:rPr>
-        <w:t xml:space="preserve"> Surat -&gt; Mumbai -&gt; Pune -&gt; Hyderabad -&gt; Bengaluru -&gt; Chennai -&gt; Kolkata -&gt; Delhi -&gt; Jaipur -&gt; Ahmedabad -&gt; Surat</w:t>
+        <w:t xml:space="preserve"> Hyderabad -&gt; Bengaluru -&gt; Chennai -&gt; Kolkata -&gt; Delhi -&gt; Jaipur -&gt; Ahmedabad -&gt; Surat -&gt; Mumbai -&gt; Pune -&gt; Hyderabad</w:t>
       </w:r>
     </w:p>
     <w:p>
@@ -765,7 +740,7 @@
               <a:graphicData uri="http://schemas.openxmlformats.org/drawingml/2006/picture">
                 <pic:pic>
                   <pic:nvPicPr>
-                    <pic:cNvPr id="0" name="ga_convergence_plot.png"/>
+                    <pic:cNvPr id="0" name="temp_ga.png"/>
                     <pic:cNvPicPr/>
                   </pic:nvPicPr>
                   <pic:blipFill>
@@ -1305,7 +1280,7 @@
                 <w:rFonts w:ascii="Times New Roman" w:hAnsi="Times New Roman"/>
                 <w:sz w:val="18"/>
               </w:rPr>
-              <w:t>Low mutation rate restricts exploration; trapped in suboptimal local loops</w:t>
+              <w:t>Low mutation restricts route exploration; trapped in suboptimal local loops</w:t>
             </w:r>
           </w:p>
         </w:tc>
@@ -1454,7 +1429,7 @@
                 <w:rFonts w:ascii="Times New Roman" w:hAnsi="Times New Roman"/>
                 <w:sz w:val="18"/>
               </w:rPr>
-              <w:t>Terminating at 100 generations leaves minor cross-over routes unoptimized</w:t>
+              <w:t>Terminating at 100 generations leaves minor crossover paths unoptimized</w:t>
             </w:r>
           </w:p>
         </w:tc>
@@ -1496,7 +1471,7 @@
                 <w:rFonts w:ascii="Times New Roman" w:hAnsi="Times New Roman"/>
                 <w:sz w:val="18"/>
               </w:rPr>
-              <w:t>High Mutation Rate</w:t>
+              <w:t>Elite Preservation Size</w:t>
             </w:r>
           </w:p>
         </w:tc>
@@ -1516,7 +1491,7 @@
                 <w:rFonts w:ascii="Times New Roman" w:hAnsi="Times New Roman"/>
                 <w:sz w:val="18"/>
               </w:rPr>
-              <w:t>0.15</w:t>
+              <w:t>5</w:t>
             </w:r>
           </w:p>
         </w:tc>
@@ -1536,7 +1511,7 @@
                 <w:rFonts w:ascii="Times New Roman" w:hAnsi="Times New Roman"/>
                 <w:sz w:val="18"/>
               </w:rPr>
-              <w:t>0.30</w:t>
+              <w:t>1</w:t>
             </w:r>
           </w:p>
         </w:tc>
@@ -1576,7 +1551,7 @@
                 <w:rFonts w:ascii="Times New Roman" w:hAnsi="Times New Roman"/>
                 <w:sz w:val="18"/>
               </w:rPr>
-              <w:t>5308.1 km</w:t>
+              <w:t>7,142.3 km</w:t>
             </w:r>
           </w:p>
         </w:tc>
@@ -1596,7 +1571,7 @@
                 <w:rFonts w:ascii="Times New Roman" w:hAnsi="Times New Roman"/>
                 <w:sz w:val="18"/>
               </w:rPr>
-              <w:t>Excessive mutation disrupts good building blocks (hyper-random walk)</w:t>
+              <w:t>Weak elitism allows best building blocks to be corrupted during crossover</w:t>
             </w:r>
           </w:p>
         </w:tc>

--- a/Module_2/Experiment_09_Genetic_Algorithm_TSP/Documentation_Experiment_09.docx
+++ b/Module_2/Experiment_09_Genetic_Algorithm_TSP/Documentation_Experiment_09.docx
@@ -98,7 +98,7 @@
           <w:rFonts w:ascii="Times New Roman" w:hAnsi="Times New Roman"/>
           <w:sz w:val="22"/>
         </w:rPr>
-        <w:t>In supply chain economics, minimizing freight transit distance across real industrial and commercial hubs is an NP-hard routing problem. Find the minimum distance closed loop visiting 10 real commercial hubs: Mumbai, Delhi NCR, Bengaluru, Kolkata, Chennai, Hyderabad, Ahmedabad, Pune, Surat, Jaipur.</w:t>
+        <w:t>In supply chain economics, minimizing transit distance and logistics transport cost across major commercial trade hubs is an NP-hard permutation problem. Find the minimum distance closed loop visiting 10 real commercial capitals: Mumbai, Delhi NCR, Bengaluru, Kolkata, Chennai, Hyderabad, Ahmedabad, Pune, Surat, Jaipur.</w:t>
       </w:r>
     </w:p>
     <w:p>
@@ -126,7 +126,7 @@
           <w:rFonts w:ascii="Times New Roman" w:hAnsi="Times New Roman"/>
           <w:sz w:val="22"/>
         </w:rPr>
-        <w:t>1. Load real geographic coordinates of 10 commercial trade hubs and compute Haversine distance matrix.</w:t>
+        <w:t>1. Load real commercial trade hub data (GDP contribution, annual freight tonnage, coordinates) and compute Haversine road distance matrix.</w:t>
       </w:r>
     </w:p>
     <w:p>
@@ -165,7 +165,7 @@
           <w:rFonts w:ascii="Times New Roman" w:hAnsi="Times New Roman"/>
           <w:sz w:val="22"/>
         </w:rPr>
-        <w:t>4. Preserve top elite individuals directly to the next generation.</w:t>
+        <w:t>4. Preserve top elite individuals directly to the next generation (Elitism).</w:t>
       </w:r>
     </w:p>
     <w:p>
@@ -191,7 +191,7 @@
           <w:rFonts w:ascii="Times New Roman" w:hAnsi="Times New Roman"/>
           <w:sz w:val="22"/>
         </w:rPr>
-        <w:t>6. Apply Order Crossover (OX) operator ensuring each city is visited exactly once.</w:t>
+        <w:t>6. Apply Order Crossover (OX) operator ensuring valid permutations without duplicate city visits.</w:t>
       </w:r>
     </w:p>
     <w:p>
@@ -204,7 +204,7 @@
           <w:rFonts w:ascii="Times New Roman" w:hAnsi="Times New Roman"/>
           <w:sz w:val="22"/>
         </w:rPr>
-        <w:t>7. Apply swap mutation with probability p_m.</w:t>
+        <w:t>7. Apply swap mutation with mutation probability p_m.</w:t>
       </w:r>
     </w:p>
     <w:p>
@@ -515,7 +515,7 @@
                 <w:b/>
                 <w:sz w:val="18"/>
               </w:rPr>
-              <w:t>Initial Best Distance (Gen 1)   : 6876.80 km</w:t>
+              <w:t>Initial Best Distance (Gen 1)   : 6499.90 km</w:t>
             </w:r>
           </w:p>
         </w:tc>
@@ -540,7 +540,7 @@
                 <w:rFonts w:ascii="Consolas" w:hAnsi="Consolas"/>
                 <w:sz w:val="18"/>
               </w:rPr>
-              <w:t>Generation 50 Best Distance     : 5308.08 km</w:t>
+              <w:t>Generation 50 Best Distance     : 5308.20 km</w:t>
             </w:r>
           </w:p>
         </w:tc>
@@ -566,7 +566,7 @@
                 <w:rFonts w:ascii="Consolas" w:hAnsi="Consolas"/>
                 <w:sz w:val="18"/>
               </w:rPr>
-              <w:t>Generation 100 Best Distance    : 5308.08 km</w:t>
+              <w:t>Generation 100 Best Distance    : 5308.20 km</w:t>
             </w:r>
           </w:p>
         </w:tc>
@@ -592,7 +592,7 @@
                 <w:b/>
                 <w:sz w:val="18"/>
               </w:rPr>
-              <w:t>Generation 200 Final Distance   : 5308.08 km</w:t>
+              <w:t>Generation 200 Final Distance   : 5308.20 km</w:t>
             </w:r>
           </w:p>
         </w:tc>
@@ -619,7 +619,7 @@
                 <w:b/>
                 <w:sz w:val="18"/>
               </w:rPr>
-              <w:t>Optimal Route Sequence          : Hyderabad -&gt; Bengaluru -&gt; Chennai -&gt; Kolkata -&gt; Delhi -&gt; Jaipur -&gt; Ahmedabad -&gt; Surat -&gt; Mumbai -&gt; Pune -&gt; Hyderabad</w:t>
+              <w:t>Optimal Route Sequence          : Mumbai -&gt; Pune -&gt; Hyderabad -&gt; Bengaluru -&gt; Chennai -&gt; Kolkata -&gt; Delhi NCR -&gt; Jaipur -&gt; Ahmedabad -&gt; Surat -&gt; Mumbai</w:t>
             </w:r>
           </w:p>
         </w:tc>
@@ -648,7 +648,7 @@
           <w:b w:val="0"/>
           <w:sz w:val="22"/>
         </w:rPr>
-        <w:t xml:space="preserve"> Hyderabad -&gt; Bengaluru -&gt; Chennai -&gt; Kolkata -&gt; Delhi -&gt; Jaipur -&gt; Ahmedabad -&gt; Surat -&gt; Mumbai -&gt; Pune -&gt; Hyderabad</w:t>
+        <w:t xml:space="preserve"> Mumbai -&gt; Pune -&gt; Hyderabad -&gt; Bengaluru -&gt; Chennai -&gt; Kolkata -&gt; Delhi NCR -&gt; Jaipur -&gt; Ahmedabad -&gt; Surat -&gt; Mumbai</w:t>
       </w:r>
     </w:p>
     <w:p>
@@ -669,7 +669,7 @@
           <w:b w:val="0"/>
           <w:sz w:val="22"/>
         </w:rPr>
-        <w:t xml:space="preserve"> Total Minimum Route Distance: 5308.08 km</w:t>
+        <w:t xml:space="preserve"> Total Minimum Route Distance: 5308.20 km</w:t>
       </w:r>
     </w:p>
     <w:p>
@@ -725,46 +725,6 @@
     </w:p>
     <w:p>
       <w:pPr>
-        <w:spacing w:after="80"/>
-        <w:jc w:val="center"/>
-      </w:pPr>
-      <w:r>
-        <w:drawing>
-          <wp:inline xmlns:a="http://schemas.openxmlformats.org/drawingml/2006/main" xmlns:pic="http://schemas.openxmlformats.org/drawingml/2006/picture">
-            <wp:extent cx="5029200" cy="1796143"/>
-            <wp:docPr id="1" name="Picture 1"/>
-            <wp:cNvGraphicFramePr>
-              <a:graphicFrameLocks noChangeAspect="1"/>
-            </wp:cNvGraphicFramePr>
-            <a:graphic>
-              <a:graphicData uri="http://schemas.openxmlformats.org/drawingml/2006/picture">
-                <pic:pic>
-                  <pic:nvPicPr>
-                    <pic:cNvPr id="0" name="temp_ga.png"/>
-                    <pic:cNvPicPr/>
-                  </pic:nvPicPr>
-                  <pic:blipFill>
-                    <a:blip r:embed="rId9"/>
-                    <a:stretch>
-                      <a:fillRect/>
-                    </a:stretch>
-                  </pic:blipFill>
-                  <pic:spPr>
-                    <a:xfrm>
-                      <a:off x="0" y="0"/>
-                      <a:ext cx="5029200" cy="1796143"/>
-                    </a:xfrm>
-                    <a:prstGeom prst="rect"/>
-                  </pic:spPr>
-                </pic:pic>
-              </a:graphicData>
-            </a:graphic>
-          </wp:inline>
-        </w:drawing>
-      </w:r>
-    </w:p>
-    <w:p>
-      <w:pPr>
         <w:spacing w:after="40" w:line="276" w:lineRule="auto"/>
         <w:jc w:val="left"/>
       </w:pPr>
@@ -805,7 +765,7 @@
           <w:i/>
           <w:sz w:val="20"/>
         </w:rPr>
-        <w:t>The left panel demonstrates rapid initial fitness gain followed by fine asymptotic convergence to the global minimum route. The right panel displays the optimal geographic logistics loop avoiding overlapping cross-paths.</w:t>
+        <w:t>Left panel demonstrates rapid initial fitness gain followed by asymptotic convergence to the global minimum route. Right panel displays the optimal geographic logistics loop avoiding overlapping cross-paths.</w:t>
       </w:r>
     </w:p>
     <w:p>
@@ -1096,7 +1056,7 @@
                 <w:rFonts w:ascii="Times New Roman" w:hAnsi="Times New Roman"/>
                 <w:sz w:val="18"/>
               </w:rPr>
-              <w:t>5308.1 km</w:t>
+              <w:t>5308.2 km</w:t>
             </w:r>
           </w:p>
         </w:tc>
@@ -1117,7 +1077,7 @@
                 <w:rFonts w:ascii="Times New Roman" w:hAnsi="Times New Roman"/>
                 <w:sz w:val="18"/>
               </w:rPr>
-              <w:t>5308.1 km</w:t>
+              <w:t>5308.2 km</w:t>
             </w:r>
           </w:p>
         </w:tc>
@@ -1240,7 +1200,7 @@
                 <w:rFonts w:ascii="Times New Roman" w:hAnsi="Times New Roman"/>
                 <w:sz w:val="18"/>
               </w:rPr>
-              <w:t>5308.1 km</w:t>
+              <w:t>5308.2 km</w:t>
             </w:r>
           </w:p>
         </w:tc>
@@ -1260,7 +1220,7 @@
                 <w:rFonts w:ascii="Times New Roman" w:hAnsi="Times New Roman"/>
                 <w:sz w:val="18"/>
               </w:rPr>
-              <w:t>5308.1 km</w:t>
+              <w:t>5308.2 km</w:t>
             </w:r>
           </w:p>
         </w:tc>
@@ -1387,7 +1347,7 @@
                 <w:rFonts w:ascii="Times New Roman" w:hAnsi="Times New Roman"/>
                 <w:sz w:val="18"/>
               </w:rPr>
-              <w:t>5308.1 km</w:t>
+              <w:t>5308.2 km</w:t>
             </w:r>
           </w:p>
         </w:tc>
@@ -1408,7 +1368,7 @@
                 <w:rFonts w:ascii="Times New Roman" w:hAnsi="Times New Roman"/>
                 <w:sz w:val="18"/>
               </w:rPr>
-              <w:t>5308.1 km</w:t>
+              <w:t>5308.2 km</w:t>
             </w:r>
           </w:p>
         </w:tc>
@@ -1531,7 +1491,7 @@
                 <w:rFonts w:ascii="Times New Roman" w:hAnsi="Times New Roman"/>
                 <w:sz w:val="18"/>
               </w:rPr>
-              <w:t>5308.1 km</w:t>
+              <w:t>5308.2 km</w:t>
             </w:r>
           </w:p>
         </w:tc>
